--- a/data/deliverables/sc_2b033334ed2659ee/legal_memo.docx
+++ b/data/deliverables/sc_2b033334ed2659ee/legal_memo.docx
@@ -8,7 +8,7 @@
         <w:jc w:val="center"/>
       </w:pPr>
       <w:r>
-        <w:t>Memorandum of Law - People v. Tacardon</w:t>
+        <w:t>Legal Memorandum: Analysis of People v. Tacardon</w:t>
       </w:r>
     </w:p>
     <w:p>
@@ -20,7 +20,7 @@
         <w:tab/>
       </w:r>
       <w:r>
-        <w:t>Partner</w:t>
+        <w:t>Senior Partner</w:t>
       </w:r>
     </w:p>
     <w:p>
@@ -32,7 +32,7 @@
         <w:tab/>
       </w:r>
       <w:r>
-        <w:t>Senior Associate</w:t>
+        <w:t>Associate</w:t>
       </w:r>
     </w:p>
     <w:p>
@@ -44,7 +44,7 @@
         <w:tab/>
       </w:r>
       <w:r>
-        <w:t>January 15, 2023</w:t>
+        <w:t>Current Date</w:t>
       </w:r>
     </w:p>
     <w:p>
@@ -56,7 +56,7 @@
         <w:tab/>
       </w:r>
       <w:r>
-        <w:t>People v. Tacardon (2022) 302 Cal. Rptr. 3d 374 - Analysis of Spotlight Detention Issue</w:t>
+        <w:t>Legal Analysis: People v. Tacardon, 302 Cal. Rptr. 3d 374 (Cal. 2022) – Spotlight Use and Fourth Amendment Detention</w:t>
       </w:r>
     </w:p>
     <w:p>
@@ -66,10 +66,10 @@
     </w:p>
     <w:p>
       <w:pPr>
-        <w:pStyle w:val="Heading1"/>
+        <w:pStyle w:val="Heading2"/>
       </w:pPr>
       <w:r>
-        <w:t>I. Central Legal Question Resolved</w:t>
+        <w:t>Issue Presented</w:t>
       </w:r>
     </w:p>
     <w:p>
@@ -77,7 +77,15 @@
         <w:rPr>
           <w:b w:val="0"/>
         </w:rPr>
-        <w:t>The California Supreme Court granted review in People v. Tacardon to examine the significance of a sheriff's deputy's use of a spotlight when approaching a legally parked vehicle in a residential neighborhood. The Court stated: 'We granted review to examine the significance of the deputy's use of a spotlight in this circumstance.' The central legal question was whether shining a spotlight for illumination constitutes a detention under the Fourth Amendment, requiring justification for the seizure of evidence subsequently discovered.</w:t>
+        <w:t>Does a sheriff’s deputy’s act of parking behind a legally parked car in a residential neighborhood at night, turning on a patrol car spotlight, and approaching on foot constitute a seizure or detention under the Fourth Amendment to the United States Constitution, requiring reasonable suspicion of criminal activity?</w:t>
+      </w:r>
+    </w:p>
+    <w:p>
+      <w:pPr>
+        <w:pStyle w:val="Heading2"/>
+      </w:pPr>
+      <w:r>
+        <w:t>Short Answer</w:t>
       </w:r>
     </w:p>
     <w:p>
@@ -85,15 +93,15 @@
         <w:rPr>
           <w:b w:val="0"/>
         </w:rPr>
-        <w:t>The Court noted a direct conflict in the Courts of Appeal on this issue. The Court of Appeal in this case, People v. Tacardon (2020) 53 Cal.App.5th 89, expressly disagreed with the reasoning of the Court of Appeal in People v. Kidd (2019) 36 Cal.App.5th 12. In Kidd, the court had found an unlawful detention on similar facts where an officer pulled behind a parked car, turned on spotlights, and approached on foot. The Tacardon Court of Appeal rejected that conclusion. The Supreme Court granted review to resolve this conflict.</w:t>
+        <w:t>No. The California Supreme Court held that the use of a spotlight for illumination does not, by itself, constitute a detention under the Fourth Amendment. The proper inquiry requires consideration of the totality of the circumstances, including the spotlight's use. Under the facts presented, where the deputy did not block the car, activate emergency lights or a siren, give commands, or approach aggressively, the initial encounter was consensual and not a detention.</w:t>
       </w:r>
     </w:p>
     <w:p>
       <w:pPr>
-        <w:pStyle w:val="Heading1"/>
+        <w:pStyle w:val="Heading2"/>
       </w:pPr>
       <w:r>
-        <w:t>II. Holding: Spotlight Does Not Automatically Constitute a Detention</w:t>
+        <w:t>Statement of Facts</w:t>
       </w:r>
     </w:p>
     <w:p>
@@ -101,7 +109,7 @@
         <w:rPr>
           <w:b w:val="0"/>
         </w:rPr>
-        <w:t>The Court held that 'shining a spotlight for illumination does not ipso facto constitute a detention under the Fourth Amendment.' This holding directly rejected the per se rule suggested by the Kidd decision. The Court emphasized that the spotlight is not, by itself, dispositive of the detention question. Rather, it is one circumstance to be considered in the overall analysis of whether a reasonable person would have felt free to terminate the encounter.</w:t>
+        <w:t>On a March evening at approximately 8:45 p.m., Sheriff’s Deputy Joel Grubb was on patrol in a marked car in a residential Stockton neighborhood known for narcotics sales and weapons possession. He drove past a BMW legally parked in front of a residence, in the vicinity of a streetlight. The car’s engine and headlights were off, but smoke emanated from its slightly open windows. Deputy Grubb made eye contact with the three occupants as he drove past.</w:t>
       </w:r>
     </w:p>
     <w:p>
@@ -109,15 +117,7 @@
         <w:rPr>
           <w:b w:val="0"/>
         </w:rPr>
-        <w:t>The Court's conclusion rested on the distinction between a consensual encounter and a detention. As the Court stated: 'Officers can approach people on the street and engage them in consensual conversation.' So 'merely walking up to someone in a parked car is not a detention.' The issue presented was whether additional circumstances, including the spotlight, transformed the encounter into a detention. The Court answered this in the negative on the facts before it.</w:t>
-      </w:r>
-    </w:p>
-    <w:p>
-      <w:pPr>
-        <w:pStyle w:val="Heading1"/>
-      </w:pPr>
-      <w:r>
-        <w:t>III. Totality of the Circumstances Test</w:t>
+        <w:t>Grubb made a U-turn, parked his marked patrol car approximately 15 to 20 feet behind the BMW, and turned on his spotlight. He did not activate his siren or emergency lights. He sat in his patrol car for 15 to 20 seconds while he informed dispatch of his location. He then approached the BMW at a walking pace, without drawing a weapon.</w:t>
       </w:r>
     </w:p>
     <w:p>
@@ -125,7 +125,7 @@
         <w:rPr>
           <w:b w:val="0"/>
         </w:rPr>
-        <w:t>The Court applied a totality of the circumstances test to determine if the encounter became a detention. The test asks whether, 'in view of all of the circumstances surrounding the incident, a reasonable person would have believed that he was not free to leave,' or 'otherwise terminate the encounter.' The Court analyzed several key factual factors from the record.</w:t>
+        <w:t>As the deputy approached, a woman sitting in the backseat abruptly “jumped out” of the BMW. When asked what she was doing, she responded, “I live here.” Grubb directed her to stand near the sidewalk behind the BMW where he could see her, and she complied.</w:t>
       </w:r>
     </w:p>
     <w:p>
@@ -133,7 +133,15 @@
         <w:rPr>
           <w:b w:val="0"/>
         </w:rPr>
-        <w:t>First, the Court noted what Deputy Grubb did not do. He did not activate his siren or emergency lights. He did not block defendant's car; he parked 15 to 20 feet behind the BMW. He did not issue any commands to the car's occupants. He approached at a walking pace and did not draw a weapon. The Court of Appeal had emphasized these facts, noting the deputy 'did not block defendant's car, use his emergency lights, or immediately and aggressively question Tacardon.'</w:t>
+        <w:t>Continuing his approach, Grubb smelled marijuana smoke coming from the car. He used a flashlight to illuminate the interior and observed one large and two smaller clear plastic bags on the rear passenger floorboard containing a green leafy substance. Tacardon, the driver, and the front seat passenger identified themselves. After seeing a partially burned cigarette and learning Tacardon was on probation, a records search confirmed his probation status with a search condition. A subsequent search of the BMW revealed three plastic bags containing 696 grams of marijuana and a vial with 76 hydrocodone pills. A search incident to arrest found $1,904 in cash on Tacardon’s person. He was charged with possession for sale of hydrocodone and marijuana.</w:t>
+      </w:r>
+    </w:p>
+    <w:p>
+      <w:pPr>
+        <w:pStyle w:val="Heading2"/>
+      </w:pPr>
+      <w:r>
+        <w:t>Analysis</w:t>
       </w:r>
     </w:p>
     <w:p>
@@ -141,7 +149,7 @@
         <w:rPr>
           <w:b w:val="0"/>
         </w:rPr>
-        <w:t>Second, the Court considered the location and circumstances. The encounter occurred in a residential Stockton neighborhood at approximately 8:45 p.m. Deputy Grubb was on patrol in a marked car with both his headlights and high beams on. The BMW was legally parked in front of a residence, in the vicinity of a streetlight. The Court noted that while the area was known for narcotics sales and weapons possession, this alone did not transform the encounter.</w:t>
+        <w:t>The Fourth Amendment distinguishes between a consensual encounter and a detention. An officer may approach a person in a public place and ask questions; if the person voluntarily responds, it is a consensual encounter requiring no justification. A detention, or seizure, occurs when an officer, by physical force or show of authority, restrains a person’s liberty. A person is seized if, under the totality of the circumstances, a reasonable person would believe he was not free to leave or otherwise terminate the encounter, and the person actually submits to the show of authority. (People v. Brown (2015) 61 Cal.4th 968, 974).</w:t>
       </w:r>
     </w:p>
     <w:p>
@@ -149,15 +157,7 @@
         <w:rPr>
           <w:b w:val="0"/>
         </w:rPr>
-        <w:t>Third, the Court examined the sequence of events. After parking and turning on his spotlight, Grubb sat in his patrol car for 15 to 20 seconds while he informed dispatch of his location. He then approached on foot. As he approached, a woman in the backseat 'jumped out' of the BMW, and Grubb directed her to stand near the sidewalk. The Court of Appeal had concluded this interaction with the passenger did not transform the encounter with Tacardon, as there was 'no evidence [Tacardon] observed the deputy's interaction with [the passenger], or that the deputy conveyed to defendant that he, like [his passenger], was required to remain.'</w:t>
-      </w:r>
-    </w:p>
-    <w:p>
-      <w:pPr>
-        <w:pStyle w:val="Heading1"/>
-      </w:pPr>
-      <w:r>
-        <w:t>IV. Contrast with People v. Kidd</w:t>
+        <w:t>The Tacardon court emphasized that the outcome turns on the totality of the circumstances. Relevant factors include the presence of multiple officers, display of a weapon, use of a siren or emergency lights, physically touching the person, using a patrol car to block movement, or using compelling language or tone. (Florida v. Bostick (1991) 501 U.S. 429, 437; Michigan v. Chesternut (1988) 486 U.S. 567, 572; Brown, at p. 980). The inquiry is objective, focusing on the officer’s overt actions and the reasonable person’s perception, not the officer’s or citizen’s subjective belief. (People v. Franklin (1987) 192 Cal.App.3d 935, 940; In re Manuel G. (1997) 16 Cal.4th 805, 821).</w:t>
       </w:r>
     </w:p>
     <w:p>
@@ -165,7 +165,7 @@
         <w:rPr>
           <w:b w:val="0"/>
         </w:rPr>
-        <w:t>The Court's analysis contrasts with the approach taken by the Court of Appeal in People v. Kidd (2019) 36 Cal.App.5th 12. In Kidd, an officer saw two men parked on a residential street with the car's fog lights on at 1:30 in the morning. The officer drove past the car, made a U-turn, and parked 10 feet behind the vehicle, shined two spotlights, and approached on foot. The Kidd court found a detention occurred when the officer pulled up behind the parked car and turned on the spotlights.</w:t>
+        <w:t>The court held that a spotlight does not ipso facto constitute a detention. It distinguished a spotlight from red and blue emergency lights. Emergency lights are almost exclusively reserved for police vehicles and typically convey a command to stop, functioning as a communicative show of authority. (Brown, at p. 978). A spotlight, however, can have a practical, non-communicative function: illuminating an area for safety and aiding the officer’s ability to make swift decisions. A reasonable person would distinguish between the two. (People v. Tacardon (2022) 302 Cal. Rptr. 3d 374, at pp. 13-14).</w:t>
       </w:r>
     </w:p>
     <w:p>
@@ -173,7 +173,7 @@
         <w:rPr>
           <w:b w:val="0"/>
         </w:rPr>
-        <w:t>The Kidd court's reasoning rested on the premise that 'motorists are trained to yield immediately when a law enforcement vehicle pulls in behind them and turns on its lights. Regardless of the color of the lights the officer turned on, a reasonable person in Kidd's circumstances 'would expect that if he drove off, the officer would respond by following with red light on and siren sounding.' The court also noted the officer's immediate exit and approach, concluding a reasonable person would not have felt free to leave.</w:t>
+        <w:t>The court expressly disapproved of People v. Kidd (2019) 36 Cal.App.5th 12 to the extent it was inconsistent. Kidd had held that a defendant was detained “as soon as the officer pulled in behind him and turned his spotlights on him,” reasoning that motorists are trained to yield when any lights are activated behind them, “regardless of the color.” (Kidd, at pp. 21-22). The Tacardon court rejected this reasoning, concluding that Kidd improperly treated spotlights as indistinguishable from emergency lights, contrary to the spotlight’s practical illumination function and other authority. (Tacardon, at pp. 13-15).</w:t>
       </w:r>
     </w:p>
     <w:p>
@@ -181,15 +181,7 @@
         <w:rPr>
           <w:b w:val="0"/>
         </w:rPr>
-        <w:t>The Tacardon Court of Appeal 'expressly disagreed with People v. Kidd.' The Supreme Court in Tacardon implicitly affirmed this disagreement by holding that a spotlight does not ipso facto constitute a detention. The Tacardon Court's focus on the totality of the circumstances, including the absence of emergency lights, sirens, or commands, and the officer's non-aggressive approach, led it to conclude the encounter remained consensual. The Kidd court's focus on the subjective effect of any lights being turned on was rejected in favor of a more nuanced, multi-factor analysis.</w:t>
-      </w:r>
-    </w:p>
-    <w:p>
-      <w:pPr>
-        <w:pStyle w:val="Heading1"/>
-      </w:pPr>
-      <w:r>
-        <w:t>V. Procedural History and Standard of Review</w:t>
+        <w:t>Applying the totality test, the court found Tacardon was not detained at the initial approach. Deputy Grubb did not stop a moving car, block it from driving away, activate a siren or emergency lights, give commands, approach rapidly or aggressively, or draw a weapon. His conduct lacked the coercive hallmarks of a detention and was consistent with a consensual encounter as described in United States v. Drayton (2002) 536 U.S. 194, 204 (no detention absent “application of force, intimidating movement, overwhelming show of force, brandishing of weapons, blocking of exits, threat, command, not even an authoritative tone of voice”).</w:t>
       </w:r>
     </w:p>
     <w:p>
@@ -197,7 +189,7 @@
         <w:rPr>
           <w:b w:val="0"/>
         </w:rPr>
-        <w:t>The case has a complex procedural history involving three levels of California courts. At the preliminary hearing, the magistrate denied Tacardon's motion to suppress the evidence under Penal Code section 1538.5. The magistrate held Tacardon to answer, reasoning 'it was a police contact . . . . [I]n other words, he didn't stop the defendant. There certainly was a point at which the defendant wasn't free to go but that still would not preclude it being characterized as a contact.' The magistrate also noted the deputy's observation of a large quantity of what appeared to be marijuana in plain view.</w:t>
+        <w:t>The court did find that the female passenger was detained when Grubb directed her to stand near the sidewalk and she complied. However, it reversed the Court of Appeal and remanded for a new factual finding on whether Tacardon was aware of that detention. Under Brendlin v. California (2007) 551 U.S. 249, an officer’s show of authority toward others can communicate to a defendant that he is not free to leave, but the defendant must be aware of it. The magistrate had failed to make a finding on this critical fact, making remand necessary. (Tacardon, at pp. 25-30).</w:t>
       </w:r>
     </w:p>
     <w:p>
@@ -205,7 +197,15 @@
         <w:rPr>
           <w:b w:val="0"/>
         </w:rPr>
-        <w:t>Tacardon renewed his motion to suppress in conjunction with a motion to dismiss the information under Penal Code sections 995, subdivision (a)(2)(B), and 1538.5, subdivisions (i) and (m), citing People v. Lilienthal (1978) 22 Cal.3d 891 and People v. McDonald (2006) 137 Cal.App.4th 521. The superior court granted the motion and dismissed the charges. The superior court held that Deputy Grubb's detention of the female passenger effectuated a detention of Tacardon.</w:t>
+        <w:t>The opinion also cited People v. Perez (1989) 211 Cal.App.3d 1492, 1496, for the proposition that while spotlight use might cause a person to feel the object of official scrutiny, “such directed scrutiny does not amount to a detention.” Similarly, in People v. Franklin (1987) 192 Cal.App.3d 935, 940, shining a spotlight and parking behind a person was not a detention where the officer did not block the way, give verbal commands, or immediately exit and pursue.</w:t>
+      </w:r>
+    </w:p>
+    <w:p>
+      <w:pPr>
+        <w:pStyle w:val="Heading2"/>
+      </w:pPr>
+      <w:r>
+        <w:t>Conclusion</w:t>
       </w:r>
     </w:p>
     <w:p>
@@ -213,7 +213,18 @@
         <w:rPr>
           <w:b w:val="0"/>
         </w:rPr>
-        <w:t>The Court of Appeal reversed the superior court's decision. It agreed with the superior court that the deputy's position, spotlight, and approach did not manifest a sufficient show of police authority to constitute a detention, but it rejected the superior court's conclusion that the interaction with the passenger transformed the encounter. The Court of Appeal reversed the dismissal and reinstated the charges. The Supreme Court then granted review to resolve the conflict between the Court of Appeal's decision in this case and the decision in People v. Kidd. The standard of review for a motion to suppress involves independent review of the ultimate legal question of detention, while deferring to the trial court's factual findings where supported by substantial evidence.</w:t>
+        <w:t>The central holding of People v. Tacardon is that an officer’s use of a spotlight on a parked car is not a per se detention. Whether a detention occurs depends on the totality of the circumstances. For defense counsel challenging a search that began with a spotlight illumination, the critical task is to identify additional coercive factors beyond the spotlight itself—such as blocking the vehicle, using emergency lights or sirens, giving commands, or an aggressive approach—that would lead a reasonable person to believe they were not free to leave or terminate the encounter. The spotlight is a relevant factor in the totality analysis, but standing alone, it does not satisfy the Fourth Amendment’s requirement for a seizure.</w:t>
+      </w:r>
+    </w:p>
+    <w:p/>
+    <w:p>
+      <w:r>
+        <w:t>Respectfully submitted,</w:t>
+      </w:r>
+    </w:p>
+    <w:p>
+      <w:r>
+        <w:t>[Associate Name]</w:t>
       </w:r>
     </w:p>
     <w:sectPr>
